--- a/Volume 1/Chapter 07 - Networking Basics/SPA_Vol1_Ch7_Lesson7_10a_TCP_Sockets_EXTENDED.docx
+++ b/Volume 1/Chapter 07 - Networking Basics/SPA_Vol1_Ch7_Lesson7_10a_TCP_Sockets_EXTENDED.docx
@@ -974,7 +974,7 @@
         <w:keepNext/>
       </w:pPr>
       <w:r>
-        <w:t>Save each file from this lesson into the matching path in the project layout. As in Chapter 1, notepad .\rust\Cargo.toml creates and opens one: choose Yes, type the file, save it with Ctrl+S, and close Notepad. Then install forge-std, Foundry's standard library, into the Solidity project, as in every Solidity lesson. Linux Assembly runs in WSL or on a Linux computer. Remember, Terminal 1 runs a server, and Terminal 2, a second PowerShell window in the same lesson-7.10-extended folder, runs the client.</w:t>
+        <w:t>Next, let the tools create the Rust and Solidity projects, as in Lesson 7.1a. Remember, cargo init .\rust writes Cargo.toml, with a starter program, src\main.rs; this lesson's programs live in src\bin, so Remove-Item deletes the starter. Remember, forge init makes the Solidity project: --empty leaves out forge's example contracts, and --force lets it fill the solidity folder, which already holds the empty folders made above.</w:t>
       </w:r>
     </w:p>
     <w:p>
@@ -988,6 +988,117 @@
         <w:keepNext/>
       </w:pPr>
       <w:r>
+        <w:t>cargo init .\rust --name tcp_sockets --vcs none</w:t>
+      </w:r>
+    </w:p>
+    <w:p>
+      <w:pPr>
+        <w:pStyle w:val="CommandBlock"/>
+        <w:keepNext/>
+      </w:pPr>
+      <w:r>
+        <w:t>Remove-Item .\rust\src\main.rs</w:t>
+      </w:r>
+    </w:p>
+    <w:p>
+      <w:pPr>
+        <w:pStyle w:val="CommandBlock"/>
+      </w:pPr>
+      <w:r>
+        <w:t>forge init .\solidity --empty --no-git --offline --force</w:t>
+      </w:r>
+    </w:p>
+    <w:p>
+      <w:pPr>
+        <w:keepNext/>
+      </w:pPr>
+    </w:p>
+    <w:p>
+      <w:r>
+        <w:t>Then type the Solidity project's settings over the foundry.toml that forge init wrote. foundry.toml is Lesson 7.1a's: the scripts live in script/ and forge-std in lib/. notepad .\solidity\foundry.toml opens the file: replace its text with the file below, save it with Ctrl+S, and close Notepad.</w:t>
+      </w:r>
+    </w:p>
+    <w:p>
+      <w:pPr>
+        <w:keepNext/>
+      </w:pPr>
+    </w:p>
+    <w:p>
+      <w:pPr>
+        <w:pStyle w:val="Heading3"/>
+      </w:pPr>
+      <w:r>
+        <w:t>solidity/foundry.toml</w:t>
+      </w:r>
+    </w:p>
+    <w:p>
+      <w:pPr>
+        <w:pStyle w:val="SourceCode"/>
+        <w:keepNext/>
+      </w:pPr>
+      <w:r>
+        <w:t>[profile.default]</w:t>
+      </w:r>
+    </w:p>
+    <w:p>
+      <w:pPr>
+        <w:pStyle w:val="SourceCode"/>
+        <w:keepNext/>
+      </w:pPr>
+      <w:r>
+        <w:t># The scripts in script/ are the only Solidity sources in this project.</w:t>
+      </w:r>
+    </w:p>
+    <w:p>
+      <w:pPr>
+        <w:pStyle w:val="SourceCode"/>
+        <w:keepNext/>
+      </w:pPr>
+      <w:r>
+        <w:t>src = "script"</w:t>
+      </w:r>
+    </w:p>
+    <w:p>
+      <w:pPr>
+        <w:pStyle w:val="SourceCode"/>
+        <w:keepNext/>
+      </w:pPr>
+      <w:r>
+        <w:t># forge install puts forge-std in lib/.</w:t>
+      </w:r>
+    </w:p>
+    <w:p>
+      <w:pPr>
+        <w:pStyle w:val="SourceCode"/>
+      </w:pPr>
+      <w:r>
+        <w:t>libs = ["lib"]</w:t>
+      </w:r>
+    </w:p>
+    <w:p>
+      <w:pPr>
+        <w:keepNext/>
+      </w:pPr>
+    </w:p>
+    <w:p>
+      <w:pPr>
+        <w:keepNext/>
+      </w:pPr>
+      <w:r>
+        <w:t>Then install forge-std, Foundry's standard library, into the Solidity project, as in every Solidity lesson. Linux Assembly runs in WSL or on a Linux computer. Remember, Terminal 1 runs a server, and Terminal 2, a second PowerShell window in the same lesson-7.10-extended folder, runs the client.</w:t>
+      </w:r>
+    </w:p>
+    <w:p>
+      <w:pPr>
+        <w:keepNext/>
+      </w:pPr>
+    </w:p>
+    <w:p>
+      <w:pPr>
+        <w:pStyle w:val="CommandBlock"/>
+        <w:keepNext/>
+      </w:pPr>
+      <w:r>
         <w:t>Push-Location .\solidity</w:t>
       </w:r>
     </w:p>
@@ -1014,6 +1125,16 @@
       </w:pPr>
     </w:p>
     <w:p>
+      <w:r>
+        <w:t>You save each source file in its language's section below, as each is shown. As in Chapter 1, notepad .\rust\src\bin\basic_echo_server.rs creates and opens one: choose Yes, type the file, save it with Ctrl+S, and close Notepad.</w:t>
+      </w:r>
+    </w:p>
+    <w:p>
+      <w:pPr>
+        <w:keepNext/>
+      </w:pPr>
+    </w:p>
+    <w:p>
       <w:pPr>
         <w:keepNext/>
       </w:pPr>
@@ -1075,7 +1196,7 @@
         <w:keepNext/>
       </w:pPr>
       <w:r>
-        <w:t>Save each file from this lesson into the matching path in the project layout. As in Chapter 1, nano ./rust/Cargo.toml creates and opens one: type the file, then save and close it with Ctrl+O, Enter, then Ctrl+X. Then install forge-std.</w:t>
+        <w:t>Then create the Rust and Solidity projects with the same commands as on Windows; rm deletes the starter main.rs.</w:t>
       </w:r>
     </w:p>
     <w:p>
@@ -1086,6 +1207,50 @@
     <w:p>
       <w:pPr>
         <w:pStyle w:val="CommandBlock"/>
+        <w:keepNext/>
+      </w:pPr>
+      <w:r>
+        <w:t>cargo init ./rust --name tcp_sockets --vcs none</w:t>
+      </w:r>
+    </w:p>
+    <w:p>
+      <w:pPr>
+        <w:pStyle w:val="CommandBlock"/>
+        <w:keepNext/>
+      </w:pPr>
+      <w:r>
+        <w:t>rm ./rust/src/main.rs</w:t>
+      </w:r>
+    </w:p>
+    <w:p>
+      <w:pPr>
+        <w:pStyle w:val="CommandBlock"/>
+      </w:pPr>
+      <w:r>
+        <w:t>forge init ./solidity --empty --no-git --offline --force</w:t>
+      </w:r>
+    </w:p>
+    <w:p>
+      <w:pPr>
+        <w:keepNext/>
+      </w:pPr>
+    </w:p>
+    <w:p>
+      <w:pPr>
+        <w:keepNext/>
+      </w:pPr>
+      <w:r>
+        <w:t>Type solidity/foundry.toml exactly as shown in the Windows setup, over the file forge init wrote. Then install forge-std.</w:t>
+      </w:r>
+    </w:p>
+    <w:p>
+      <w:pPr>
+        <w:keepNext/>
+      </w:pPr>
+    </w:p>
+    <w:p>
+      <w:pPr>
+        <w:pStyle w:val="CommandBlock"/>
       </w:pPr>
       <w:r>
         <w:t>(cd ./solidity &amp;&amp; forge install foundry-rs/forge-std@v1.16.2 --no-git)</w:t>
@@ -1097,6 +1262,16 @@
       </w:pPr>
     </w:p>
     <w:p>
+      <w:r>
+        <w:t>You save each source file in its language's section below, as each is shown. As in Chapter 1, nano ./rust/src/bin/basic_echo_server.rs creates and opens one: type the file, then save and close it with Ctrl+O, Enter, then Ctrl+X.</w:t>
+      </w:r>
+    </w:p>
+    <w:p>
+      <w:pPr>
+        <w:keepNext/>
+      </w:pPr>
+    </w:p>
+    <w:p>
       <w:pPr>
         <w:keepNext/>
       </w:pPr>
@@ -27991,7 +28166,7 @@
     </w:p>
     <w:p>
       <w:r>
-        <w:t>Cargo.toml names this lesson's package, tcp_sockets, with edition 2024, and lists no crates. foundry.toml is Lesson 7.1a's: the scripts live in script/ and forge-std in lib/.</w:t>
+        <w:t>This is the file the setup commands wrote, shown here so you can check yours. Cargo.toml names this lesson's package, tcp_sockets, with edition 2024, and lists no crates. cargo init does not write the comment lines, which are this lesson's notes about the file; the blank lines may differ.</w:t>
       </w:r>
     </w:p>
     <w:p>
@@ -28087,68 +28262,6 @@
       </w:pPr>
       <w:r>
         <w:t>[dependencies]</w:t>
-      </w:r>
-    </w:p>
-    <w:p>
-      <w:pPr>
-        <w:keepNext/>
-      </w:pPr>
-    </w:p>
-    <w:p>
-      <w:pPr>
-        <w:keepNext/>
-      </w:pPr>
-    </w:p>
-    <w:p>
-      <w:pPr>
-        <w:pStyle w:val="Heading2"/>
-      </w:pPr>
-      <w:r>
-        <w:t>solidity/foundry.toml</w:t>
-      </w:r>
-    </w:p>
-    <w:p>
-      <w:pPr>
-        <w:pStyle w:val="SourceCode"/>
-        <w:keepNext/>
-      </w:pPr>
-      <w:r>
-        <w:t>[profile.default]</w:t>
-      </w:r>
-    </w:p>
-    <w:p>
-      <w:pPr>
-        <w:pStyle w:val="SourceCode"/>
-        <w:keepNext/>
-      </w:pPr>
-      <w:r>
-        <w:t># The scripts in script/ are the only Solidity sources in this project.</w:t>
-      </w:r>
-    </w:p>
-    <w:p>
-      <w:pPr>
-        <w:pStyle w:val="SourceCode"/>
-        <w:keepNext/>
-      </w:pPr>
-      <w:r>
-        <w:t>src = "script"</w:t>
-      </w:r>
-    </w:p>
-    <w:p>
-      <w:pPr>
-        <w:pStyle w:val="SourceCode"/>
-        <w:keepNext/>
-      </w:pPr>
-      <w:r>
-        <w:t># forge install puts forge-std in lib/.</w:t>
-      </w:r>
-    </w:p>
-    <w:p>
-      <w:pPr>
-        <w:pStyle w:val="SourceCode"/>
-      </w:pPr>
-      <w:r>
-        <w:t>libs = ["lib"]</w:t>
       </w:r>
     </w:p>
     <w:p>
@@ -29395,31 +29508,31 @@
       </w:rPr>
     </w:lvl>
   </w:abstractNum>
-  <w:num w:numId="1" w16cid:durableId="1399087640">
+  <w:num w:numId="1" w16cid:durableId="602762619">
     <w:abstractNumId w:val="8"/>
   </w:num>
-  <w:num w:numId="2" w16cid:durableId="1859467378">
+  <w:num w:numId="2" w16cid:durableId="891228644">
     <w:abstractNumId w:val="6"/>
   </w:num>
-  <w:num w:numId="3" w16cid:durableId="82846810">
+  <w:num w:numId="3" w16cid:durableId="1247304519">
     <w:abstractNumId w:val="5"/>
   </w:num>
-  <w:num w:numId="4" w16cid:durableId="41907717">
+  <w:num w:numId="4" w16cid:durableId="2041318419">
     <w:abstractNumId w:val="4"/>
   </w:num>
-  <w:num w:numId="5" w16cid:durableId="1230581152">
+  <w:num w:numId="5" w16cid:durableId="592671433">
     <w:abstractNumId w:val="7"/>
   </w:num>
-  <w:num w:numId="6" w16cid:durableId="2105179865">
+  <w:num w:numId="6" w16cid:durableId="1039861561">
     <w:abstractNumId w:val="3"/>
   </w:num>
-  <w:num w:numId="7" w16cid:durableId="1229263036">
+  <w:num w:numId="7" w16cid:durableId="1418136918">
     <w:abstractNumId w:val="2"/>
   </w:num>
-  <w:num w:numId="8" w16cid:durableId="1121998717">
+  <w:num w:numId="8" w16cid:durableId="699746737">
     <w:abstractNumId w:val="1"/>
   </w:num>
-  <w:num w:numId="9" w16cid:durableId="722095982">
+  <w:num w:numId="9" w16cid:durableId="1123890849">
     <w:abstractNumId w:val="0"/>
   </w:num>
 </w:numbering>

--- a/Volume 1/Chapter 07 - Networking Basics/SPA_Vol1_Ch7_Lesson7_10a_TCP_Sockets_EXTENDED.docx
+++ b/Volume 1/Chapter 07 - Networking Basics/SPA_Vol1_Ch7_Lesson7_10a_TCP_Sockets_EXTENDED.docx
@@ -368,6 +368,7 @@
         <w:pStyle w:val="ListBullet"/>
       </w:pPr>
       <w:r>
+        <w:lastRenderedPageBreak/>
         <w:t>gen_tcp:send sends every byte, and recv and connect take their time limits as one more value, in milliseconds. A refusal is {error, econnrefused}, after about 2 seconds on Windows.</w:t>
       </w:r>
     </w:p>
@@ -591,6 +592,7 @@
         <w:pStyle w:val="ListBullet"/>
       </w:pPr>
       <w:r>
+        <w:lastRenderedPageBreak/>
         <w:t>Linux Assembly runs both sides inside WSL, its server in the background. Solidity logs that sockets are not available in a contract; anvil listens on 127.0.0.1:8545, and one connection to it shows Established on both ends, then TimeWait on the client's end.</w:t>
       </w:r>
     </w:p>
@@ -1037,7 +1039,7 @@
         <w:keepNext/>
       </w:pPr>
       <w:r>
-        <w:t>[profile.default]</w:t>
+        <w:t>[profile.default]  # Remember, the settings forge uses by default.</w:t>
       </w:r>
     </w:p>
     <w:p>
@@ -1792,7 +1794,7 @@
         <w:pStyle w:val="SourceCode"/>
       </w:pPr>
       <w:r>
-        <w:t xml:space="preserve">    ; Remember, 10 is the newline and 0 ends a text.</w:t>
+        <w:t xml:space="preserve">    ; 10 is the newline, 0 ends a text, and 34 is the code of the " character.</w:t>
       </w:r>
     </w:p>
     <w:p>
@@ -6293,7 +6295,6 @@
     <w:p>
       <w:pPr>
         <w:pStyle w:val="SourceCode"/>
-        <w:keepNext/>
       </w:pPr>
       <w:r>
         <w:t xml:space="preserve">    pop r12</w:t>
@@ -6302,7 +6303,6 @@
     <w:p>
       <w:pPr>
         <w:pStyle w:val="SourceCode"/>
-        <w:keepNext/>
       </w:pPr>
       <w:r>
         <w:t xml:space="preserve">    pop rbx</w:t>
@@ -6311,6 +6311,7 @@
     <w:p>
       <w:pPr>
         <w:pStyle w:val="SourceCode"/>
+        <w:keepNext/>
       </w:pPr>
       <w:r>
         <w:t xml:space="preserve">    ret</w:t>
@@ -6318,6 +6319,23 @@
     </w:p>
     <w:p>
       <w:pPr>
+        <w:pStyle w:val="SourceCode"/>
+        <w:keepNext/>
+      </w:pPr>
+      <w:r>
+        <w:t>; Remember, this marks the stack as not executable, as Linux linkers expect.</w:t>
+      </w:r>
+    </w:p>
+    <w:p>
+      <w:pPr>
+        <w:pStyle w:val="SourceCode"/>
+      </w:pPr>
+      <w:r>
+        <w:t>section .note.GNU-stack noalloc noexec nowrite progbits</w:t>
+      </w:r>
+    </w:p>
+    <w:p>
+      <w:pPr>
         <w:keepNext/>
       </w:pPr>
     </w:p>
@@ -7472,7 +7490,6 @@
     <w:p>
       <w:pPr>
         <w:pStyle w:val="SourceCode"/>
-        <w:keepNext/>
       </w:pPr>
       <w:r>
         <w:t xml:space="preserve">    pop r12</w:t>
@@ -7481,7 +7498,6 @@
     <w:p>
       <w:pPr>
         <w:pStyle w:val="SourceCode"/>
-        <w:keepNext/>
       </w:pPr>
       <w:r>
         <w:t xml:space="preserve">    pop rbx</w:t>
@@ -7490,6 +7506,7 @@
     <w:p>
       <w:pPr>
         <w:pStyle w:val="SourceCode"/>
+        <w:keepNext/>
       </w:pPr>
       <w:r>
         <w:t xml:space="preserve">    ret</w:t>
@@ -7497,6 +7514,23 @@
     </w:p>
     <w:p>
       <w:pPr>
+        <w:pStyle w:val="SourceCode"/>
+        <w:keepNext/>
+      </w:pPr>
+      <w:r>
+        <w:t>; Remember, this marks the stack as not executable, as Linux linkers expect.</w:t>
+      </w:r>
+    </w:p>
+    <w:p>
+      <w:pPr>
+        <w:pStyle w:val="SourceCode"/>
+      </w:pPr>
+      <w:r>
+        <w:t>section .note.GNU-stack noalloc noexec nowrite progbits</w:t>
+      </w:r>
+    </w:p>
+    <w:p>
+      <w:pPr>
         <w:keepNext/>
       </w:pPr>
     </w:p>
@@ -8313,15 +8347,15 @@
         <w:pStyle w:val="SourceCode"/>
       </w:pPr>
       <w:r>
-        <w:t xml:space="preserve">    ; Winsock takes the receive timeout as a 4-byte number of</w:t>
-      </w:r>
-    </w:p>
-    <w:p>
-      <w:pPr>
-        <w:pStyle w:val="SourceCode"/>
-      </w:pPr>
-      <w:r>
-        <w:t xml:space="preserve">    ; milliseconds, passed by its location.</w:t>
+        <w:t xml:space="preserve">    ; Winsock takes the receive timeout as a 4-byte number of milliseconds,</w:t>
+      </w:r>
+    </w:p>
+    <w:p>
+      <w:pPr>
+        <w:pStyle w:val="SourceCode"/>
+      </w:pPr>
+      <w:r>
+        <w:t xml:space="preserve">    ; passed by its location. Remember, db pieces join into one text.</w:t>
       </w:r>
     </w:p>
     <w:p>
@@ -14712,7 +14746,7 @@
         <w:pStyle w:val="SourceCode"/>
       </w:pPr>
       <w:r>
-        <w:t xml:space="preserve">    ; microseconds, 8 bytes each.</w:t>
+        <w:t xml:space="preserve">    ; microseconds, 8 bytes each. Remember, db pieces join into one text.</w:t>
       </w:r>
     </w:p>
     <w:p>
@@ -17092,7 +17126,6 @@
     <w:p>
       <w:pPr>
         <w:pStyle w:val="SourceCode"/>
-        <w:keepNext/>
       </w:pPr>
       <w:r>
         <w:t xml:space="preserve">    pop r12</w:t>
@@ -17101,7 +17134,6 @@
     <w:p>
       <w:pPr>
         <w:pStyle w:val="SourceCode"/>
-        <w:keepNext/>
       </w:pPr>
       <w:r>
         <w:t xml:space="preserve">    pop rbx</w:t>
@@ -17110,6 +17142,7 @@
     <w:p>
       <w:pPr>
         <w:pStyle w:val="SourceCode"/>
+        <w:keepNext/>
       </w:pPr>
       <w:r>
         <w:t xml:space="preserve">    ret</w:t>
@@ -17117,6 +17150,23 @@
     </w:p>
     <w:p>
       <w:pPr>
+        <w:pStyle w:val="SourceCode"/>
+        <w:keepNext/>
+      </w:pPr>
+      <w:r>
+        <w:t>; Remember, this marks the stack as not executable, as Linux linkers expect.</w:t>
+      </w:r>
+    </w:p>
+    <w:p>
+      <w:pPr>
+        <w:pStyle w:val="SourceCode"/>
+      </w:pPr>
+      <w:r>
+        <w:t>section .note.GNU-stack noalloc noexec nowrite progbits</w:t>
+      </w:r>
+    </w:p>
+    <w:p>
+      <w:pPr>
         <w:keepNext/>
       </w:pPr>
     </w:p>
@@ -19936,7 +19986,6 @@
     <w:p>
       <w:pPr>
         <w:pStyle w:val="SourceCode"/>
-        <w:keepNext/>
       </w:pPr>
       <w:r>
         <w:t xml:space="preserve">    pop r12</w:t>
@@ -19945,7 +19994,6 @@
     <w:p>
       <w:pPr>
         <w:pStyle w:val="SourceCode"/>
-        <w:keepNext/>
       </w:pPr>
       <w:r>
         <w:t xml:space="preserve">    pop rbx</w:t>
@@ -19954,6 +20002,7 @@
     <w:p>
       <w:pPr>
         <w:pStyle w:val="SourceCode"/>
+        <w:keepNext/>
       </w:pPr>
       <w:r>
         <w:t xml:space="preserve">    ret</w:t>
@@ -19961,6 +20010,23 @@
     </w:p>
     <w:p>
       <w:pPr>
+        <w:pStyle w:val="SourceCode"/>
+        <w:keepNext/>
+      </w:pPr>
+      <w:r>
+        <w:t>; Remember, this marks the stack as not executable, as Linux linkers expect.</w:t>
+      </w:r>
+    </w:p>
+    <w:p>
+      <w:pPr>
+        <w:pStyle w:val="SourceCode"/>
+      </w:pPr>
+      <w:r>
+        <w:t>section .note.GNU-stack noalloc noexec nowrite progbits</w:t>
+      </w:r>
+    </w:p>
+    <w:p>
+      <w:pPr>
         <w:keepNext/>
       </w:pPr>
     </w:p>
@@ -22308,15 +22374,15 @@
         <w:pStyle w:val="SourceCode"/>
       </w:pPr>
       <w:r>
-        <w:t xml:space="preserve">    // One client after another, until Ctrl+C stops the program. A failed</w:t>
-      </w:r>
-    </w:p>
-    <w:p>
-      <w:pPr>
-        <w:pStyle w:val="SourceCode"/>
-      </w:pPr>
-      <w:r>
-        <w:t xml:space="preserve">    // accept skips to the next client.</w:t>
+        <w:t xml:space="preserve">    // One client after another, until Ctrl+C stops the program. Remember,</w:t>
+      </w:r>
+    </w:p>
+    <w:p>
+      <w:pPr>
+        <w:pStyle w:val="SourceCode"/>
+      </w:pPr>
+      <w:r>
+        <w:t xml:space="preserve">    // if let Ok(...) runs its block only for Ok: a failed accept is skipped.</w:t>
       </w:r>
     </w:p>
     <w:p>
@@ -28989,6 +29055,14 @@
       </w:pPr>
       <w:r>
         <w:t>Solidity has no connections, so its Challenge does not apply.</w:t>
+      </w:r>
+    </w:p>
+    <w:p>
+      <w:pPr>
+        <w:pStyle w:val="ListBullet"/>
+      </w:pPr>
+      <w:r>
+        <w:t>Update the comment the change makes stale: in Assembly, main's header names its registers and frame, which now include r13d, the port being checked, and three pushes.</w:t>
       </w:r>
     </w:p>
     <w:p>
@@ -29508,31 +29582,31 @@
       </w:rPr>
     </w:lvl>
   </w:abstractNum>
-  <w:num w:numId="1" w16cid:durableId="602762619">
+  <w:num w:numId="1" w16cid:durableId="1500467234">
     <w:abstractNumId w:val="8"/>
   </w:num>
-  <w:num w:numId="2" w16cid:durableId="891228644">
+  <w:num w:numId="2" w16cid:durableId="1827352997">
     <w:abstractNumId w:val="6"/>
   </w:num>
-  <w:num w:numId="3" w16cid:durableId="1247304519">
+  <w:num w:numId="3" w16cid:durableId="1972132445">
     <w:abstractNumId w:val="5"/>
   </w:num>
-  <w:num w:numId="4" w16cid:durableId="2041318419">
+  <w:num w:numId="4" w16cid:durableId="1665280318">
     <w:abstractNumId w:val="4"/>
   </w:num>
-  <w:num w:numId="5" w16cid:durableId="592671433">
+  <w:num w:numId="5" w16cid:durableId="788815485">
     <w:abstractNumId w:val="7"/>
   </w:num>
-  <w:num w:numId="6" w16cid:durableId="1039861561">
+  <w:num w:numId="6" w16cid:durableId="2054423907">
     <w:abstractNumId w:val="3"/>
   </w:num>
-  <w:num w:numId="7" w16cid:durableId="1418136918">
+  <w:num w:numId="7" w16cid:durableId="2052924237">
     <w:abstractNumId w:val="2"/>
   </w:num>
-  <w:num w:numId="8" w16cid:durableId="699746737">
+  <w:num w:numId="8" w16cid:durableId="1886988383">
     <w:abstractNumId w:val="1"/>
   </w:num>
-  <w:num w:numId="9" w16cid:durableId="1123890849">
+  <w:num w:numId="9" w16cid:durableId="469251571">
     <w:abstractNumId w:val="0"/>
   </w:num>
 </w:numbering>
